--- a/templates/form_2_template.docx
+++ b/templates/form_2_template.docx
@@ -344,8 +344,8 @@
                 <w:rFonts w:eastAsia="Calibri"/>
                 <w:b/>
                 <w:bCs/>
-                <w:sz w:val="22"/>
-                <w:szCs w:val="22"/>
+                <w:sz w:val="24"/>
+                <w:szCs w:val="24"/>
               </w:rPr>
               <w:t>{</w:t>
             </w:r>
@@ -355,8 +355,8 @@
                 <w:rFonts w:eastAsia="Calibri"/>
                 <w:b/>
                 <w:bCs/>
-                <w:sz w:val="22"/>
-                <w:szCs w:val="22"/>
+                <w:sz w:val="24"/>
+                <w:szCs w:val="24"/>
               </w:rPr>
               <w:t>title_of_invention</w:t>
             </w:r>
@@ -366,8 +366,8 @@
                 <w:rFonts w:eastAsia="Calibri"/>
                 <w:b/>
                 <w:bCs/>
-                <w:sz w:val="22"/>
-                <w:szCs w:val="22"/>
+                <w:sz w:val="24"/>
+                <w:szCs w:val="24"/>
               </w:rPr>
               <w:t>}</w:t>
             </w:r>
